--- a/backend/app/services/contracts/templates/contract_nedra.docx
+++ b/backend/app/services/contracts/templates/contract_nedra.docx
@@ -440,7 +440,7 @@
           <w:szCs w:val="24"/>
           <w:highlight w:val="yellow"/>
         </w:rPr>
-        <w:t>{{customer_full_name}} ({{customer_name}}), именуемое в дальнейшем «Заказчик», в лице {{signer_genitive}}, действующего на основании {{signer_basis}}, с одной стороны,</w:t>
+        <w:t>{{customer_preamble}}</w:t>
       </w:r>
       <w:r>
         <w:rPr>
@@ -5492,7 +5492,7 @@
                 <w:szCs w:val="24"/>
                 <w:highlight w:val="yellow"/>
               </w:rPr>
-              <w:t>{{customer_name}}</w:t>
+              <w:t>{{customer_line_1}}</w:t>
             </w:r>
             <w:r>
               <w:rPr>
@@ -5542,7 +5542,7 @@
                 <w:szCs w:val="24"/>
                 <w:highlight w:val="yellow"/>
               </w:rPr>
-              <w:t xml:space="preserve">ИНН/КПП </w:t>
+              <w:t>{{customer_line_2}}</w:t>
             </w:r>
             <w:r>
               <w:rPr>
@@ -5554,7 +5554,6 @@
                 <w:szCs w:val="24"/>
                 <w:highlight w:val="yellow"/>
               </w:rPr>
-              <w:t>{{customer_inn}}/{{customer_kpp}}</w:t>
             </w:r>
             <w:r>
               <w:rPr>
@@ -5603,7 +5602,7 @@
                 <w:szCs w:val="24"/>
                 <w:highlight w:val="yellow"/>
               </w:rPr>
-              <w:t xml:space="preserve">ОГРН </w:t>
+              <w:t>{{customer_line_3}}</w:t>
             </w:r>
             <w:r>
               <w:rPr>
@@ -5615,7 +5614,6 @@
                 <w:szCs w:val="24"/>
                 <w:highlight w:val="yellow"/>
               </w:rPr>
-              <w:t>{{customer_ogrn}}</w:t>
             </w:r>
           </w:p>
           <w:p>
@@ -5642,7 +5640,7 @@
                 <w:szCs w:val="24"/>
                 <w:highlight w:val="yellow"/>
               </w:rPr>
-              <w:t xml:space="preserve">Юридический/фактический адрес: </w:t>
+              <w:t>{{customer_line_4}}</w:t>
             </w:r>
             <w:r>
               <w:rPr>
@@ -5654,7 +5652,6 @@
                 <w:szCs w:val="24"/>
                 <w:highlight w:val="yellow"/>
               </w:rPr>
-              <w:t>{{customer_address}}</w:t>
             </w:r>
           </w:p>
           <w:p>
@@ -5681,7 +5678,7 @@
                 <w:szCs w:val="24"/>
                 <w:highlight w:val="yellow"/>
               </w:rPr>
-              <w:t xml:space="preserve">р/с </w:t>
+              <w:t>{{customer_line_5}}</w:t>
             </w:r>
             <w:r>
               <w:rPr>
@@ -5693,7 +5690,6 @@
                 <w:szCs w:val="24"/>
                 <w:highlight w:val="yellow"/>
               </w:rPr>
-              <w:t>{{customer_account}}</w:t>
             </w:r>
           </w:p>
           <w:p>
@@ -5720,7 +5716,7 @@
                 <w:szCs w:val="24"/>
                 <w:highlight w:val="yellow"/>
               </w:rPr>
-              <w:t>БАНК</w:t>
+              <w:t>{{customer_line_6}}</w:t>
             </w:r>
             <w:r>
               <w:rPr>
@@ -5732,7 +5728,6 @@
                 <w:szCs w:val="24"/>
                 <w:highlight w:val="yellow"/>
               </w:rPr>
-              <w:t xml:space="preserve"> {{customer_bank}}</w:t>
             </w:r>
           </w:p>
           <w:p>
@@ -5759,7 +5754,7 @@
                 <w:szCs w:val="24"/>
                 <w:highlight w:val="yellow"/>
               </w:rPr>
-              <w:t xml:space="preserve">к/с </w:t>
+              <w:t>{{customer_line_7}}</w:t>
             </w:r>
             <w:r>
               <w:rPr>
@@ -5771,7 +5766,6 @@
                 <w:szCs w:val="24"/>
                 <w:highlight w:val="yellow"/>
               </w:rPr>
-              <w:t>{{customer_corr_account}}</w:t>
             </w:r>
           </w:p>
           <w:p>
@@ -5797,7 +5791,7 @@
                 <w:szCs w:val="24"/>
                 <w:highlight w:val="yellow"/>
               </w:rPr>
-              <w:t>БИК</w:t>
+              <w:t>{{customer_line_8}}</w:t>
             </w:r>
             <w:r>
               <w:rPr>
@@ -5808,7 +5802,6 @@
                 <w:sz w:val="24"/>
                 <w:szCs w:val="24"/>
               </w:rPr>
-              <w:t xml:space="preserve"> {{customer_bic}}</w:t>
             </w:r>
           </w:p>
           <w:p>
